--- a/public/downloads/przykladowa-praca-magisterska-bezpieczenstwo-narodowe.docx
+++ b/public/downloads/przykladowa-praca-magisterska-bezpieczenstwo-narodowe.docx
@@ -112,7 +112,7 @@
         <w:t xml:space="preserve">(analiza systemu i dokumentów strategicznych) z przykładową treścią i komentarzami. Niebieskie adnotacje opisują funkcję każdej części — usuń je w swojej pracy. Zwróć uwagę na pracę z aktami i dokumentami strategicznymi oraz na tezę. Pełne poradniki: praca-magisterska.pl/poradniki/</w:t>
       </w:r>
     </w:p>
-    <w:bookmarkStart w:id="20" w:name="streszczenie"/>
+    <w:bookmarkStart w:id="9" w:name="_streszczenie"/>
     <w:p>
       <w:pPr>
         <w:pStyle w:val="Heading1"/>
@@ -147,8 +147,8 @@
         <w:t xml:space="preserve">zarządzanie kryzysowe, bezpieczeństwo narodowe, system, analiza dokumentów.</w:t>
       </w:r>
     </w:p>
-    <w:bookmarkEnd w:id="20"/>
-    <w:bookmarkStart w:id="21" w:name="spis-treści"/>
+    <w:bookmarkEnd w:id="9"/>
+    <w:bookmarkStart w:id="10" w:name="_68349d0c7d64ae346c98bcec9a8185b5790f4f0"/>
     <w:p>
       <w:pPr>
         <w:pStyle w:val="Heading1"/>
@@ -289,8 +289,8 @@
         <w:t xml:space="preserve"> </w:t>
       </w:r>
     </w:p>
-    <w:bookmarkEnd w:id="21"/>
-    <w:bookmarkStart w:id="22" w:name="wstęp"/>
+    <w:bookmarkEnd w:id="10"/>
+    <w:bookmarkStart w:id="11" w:name="_wstęp"/>
     <w:p>
       <w:pPr>
         <w:pStyle w:val="Heading1"/>
@@ -309,10 +309,26 @@
     </w:p>
     <w:p>
       <w:pPr>
+        <w:pStyle w:val="FirstParagraph"/>
+      </w:pPr>
+      <w:r>
+        <w:t xml:space="preserve">Sprawny system zarządzania kryzysowego jest jednym z filarów bezpieczeństwa narodowego. Doświadczenia ostatnich lat (pandemia, kryzysy klimatyczne, sytuacja na granicy) uwidoczniły znaczenie koordynacji działań między instytucjami.</w:t>
+      </w:r>
+    </w:p>
+    <w:p>
+      <w:pPr>
+        <w:pStyle w:val="Anno"/>
+      </w:pPr>
+      <w:r>
+        <w:t xml:space="preserve">[Akapit 2 — przedmiot, cel i TEZA.]</w:t>
+      </w:r>
+    </w:p>
+    <w:p>
+      <w:pPr>
         <w:pStyle w:val="BodyText"/>
       </w:pPr>
       <w:r>
-        <w:t xml:space="preserve">Sprawny system zarządzania kryzysowego jest jednym z filarów bezpieczeństwa narodowego. Doświadczenia ostatnich lat (pandemia, kryzysy klimatyczne, sytuacja na granicy) uwidoczniły znaczenie koordynacji działań między instytucjami.</w:t>
+        <w:t xml:space="preserve">Celem pracy jest analiza organizacji systemu zarządzania kryzysowego w Polsce. Postawiono tezę o potrzebie wzmocnienia koordynacji między szczeblami: krajowym, wojewódzkim, powiatowym i gminnym.</w:t>
       </w:r>
     </w:p>
     <w:p>
@@ -320,7 +336,7 @@
         <w:pStyle w:val="Anno"/>
       </w:pPr>
       <w:r>
-        <w:t xml:space="preserve">[Akapit 2 — przedmiot, cel i TEZA.]</w:t>
+        <w:t xml:space="preserve">[Akapit 3 — metoda i struktura.]</w:t>
       </w:r>
     </w:p>
     <w:p>
@@ -328,27 +344,11 @@
         <w:pStyle w:val="BodyText"/>
       </w:pPr>
       <w:r>
-        <w:t xml:space="preserve">Celem pracy jest analiza organizacji systemu zarządzania kryzysowego w Polsce. Postawiono tezę o potrzebie wzmocnienia koordynacji między szczeblami: krajowym, wojewódzkim, powiatowym i gminnym.</w:t>
-      </w:r>
-    </w:p>
-    <w:p>
-      <w:pPr>
-        <w:pStyle w:val="Anno"/>
-      </w:pPr>
-      <w:r>
-        <w:t xml:space="preserve">[Akapit 3 — metoda i struktura.]</w:t>
-      </w:r>
-    </w:p>
-    <w:p>
-      <w:pPr>
-        <w:pStyle w:val="BodyText"/>
-      </w:pPr>
-      <w:r>
         <w:t xml:space="preserve">Zastosowano metodę analizy systemowej i analizy dokumentów. Praca składa się z części teoretyczno-prawnej, metodologicznej i analitycznej.</w:t>
       </w:r>
     </w:p>
-    <w:bookmarkEnd w:id="22"/>
-    <w:bookmarkStart w:id="25" w:name="rozdział-2.-założenia-metodologiczne"/>
+    <w:bookmarkEnd w:id="11"/>
+    <w:bookmarkStart w:id="14" w:name="_560e2324233a16f47ff5b5c9bf390bd172a36e9"/>
     <w:p>
       <w:pPr>
         <w:pStyle w:val="Heading1"/>
@@ -357,7 +357,7 @@
         <w:t xml:space="preserve">Rozdział 2. Założenia metodologiczne</w:t>
       </w:r>
     </w:p>
-    <w:bookmarkStart w:id="23" w:name="cel-problemy-i-teza"/>
+    <w:bookmarkStart w:id="12" w:name="_303227d2bcdba5ede0ac8b52c053fe320ac28db"/>
     <w:p>
       <w:pPr>
         <w:pStyle w:val="Heading2"/>
@@ -416,8 +416,8 @@
         <w:t xml:space="preserve">kluczowym obszarem doskonalenia jest koordynacja między szczeblami.</w:t>
       </w:r>
     </w:p>
-    <w:bookmarkEnd w:id="23"/>
-    <w:bookmarkStart w:id="24" w:name="metoda-i-baza-źródłowa"/>
+    <w:bookmarkEnd w:id="12"/>
+    <w:bookmarkStart w:id="13" w:name="_522a559fdcdb14d6de33761b32905e06f403421"/>
     <w:p>
       <w:pPr>
         <w:pStyle w:val="Heading2"/>
@@ -436,15 +436,15 @@
     </w:p>
     <w:p>
       <w:pPr>
-        <w:pStyle w:val="BodyText"/>
+        <w:pStyle w:val="FirstParagraph"/>
       </w:pPr>
       <w:r>
         <w:t xml:space="preserve">W pracy wykorzystano analizę systemową oraz analizę dokumentów. Bazę źródłową stanowią: ustawa o zarządzaniu kryzysowym, Strategia Bezpieczeństwa Narodowego RP oraz raporty kontrolne NIK.</w:t>
       </w:r>
     </w:p>
-    <w:bookmarkEnd w:id="24"/>
-    <w:bookmarkEnd w:id="25"/>
-    <w:bookmarkStart w:id="28" w:name="X9e2945560927fc863c66fbae82b928530a5b7d4"/>
+    <w:bookmarkEnd w:id="13"/>
+    <w:bookmarkEnd w:id="14"/>
+    <w:bookmarkStart w:id="17" w:name="_9e2945560927fc863c66fbae82b928530a5b7d4"/>
     <w:p>
       <w:pPr>
         <w:pStyle w:val="Heading1"/>
@@ -453,7 +453,7 @@
         <w:t xml:space="preserve">Rozdział 3. System zarządzania kryzysowego w Polsce — analiza</w:t>
       </w:r>
     </w:p>
-    <w:bookmarkStart w:id="26" w:name="struktura-i-szczeble-systemu"/>
+    <w:bookmarkStart w:id="15" w:name="_e78ed2d0984759a49b83eadb22cbd726a10486d"/>
     <w:p>
       <w:pPr>
         <w:pStyle w:val="Heading2"/>
@@ -614,7 +614,7 @@
     </w:tbl>
     <w:p>
       <w:pPr>
-        <w:pStyle w:val="BodyText"/>
+        <w:pStyle w:val="FirstParagraph"/>
       </w:pPr>
       <w:r>
         <w:rPr>
@@ -624,8 +624,8 @@
         <w:t xml:space="preserve">Źródło: opracowanie własne na podstawie ustawy o zarządzaniu kryzysowym.</w:t>
       </w:r>
     </w:p>
-    <w:bookmarkEnd w:id="26"/>
-    <w:bookmarkStart w:id="27" w:name="luki-i-kierunki-doskonalenia"/>
+    <w:bookmarkEnd w:id="15"/>
+    <w:bookmarkStart w:id="16" w:name="_8f367e0ecfd246a00eb27d7050ca8f135a64170"/>
     <w:p>
       <w:pPr>
         <w:pStyle w:val="Heading2"/>
@@ -644,15 +644,15 @@
     </w:p>
     <w:p>
       <w:pPr>
-        <w:pStyle w:val="BodyText"/>
+        <w:pStyle w:val="FirstParagraph"/>
       </w:pPr>
       <w:r>
         <w:t xml:space="preserve">Analiza wskazuje na niedostateczną koordynację między szczeblami oraz ograniczenia zasobowe na poziomie lokalnym, co potwierdza tezę pracy.</w:t>
       </w:r>
     </w:p>
-    <w:bookmarkEnd w:id="27"/>
-    <w:bookmarkEnd w:id="28"/>
-    <w:bookmarkStart w:id="29" w:name="zakończenie"/>
+    <w:bookmarkEnd w:id="16"/>
+    <w:bookmarkEnd w:id="17"/>
+    <w:bookmarkStart w:id="18" w:name="_zakończenie"/>
     <w:p>
       <w:pPr>
         <w:pStyle w:val="Heading1"/>
@@ -669,8 +669,8 @@
         <w:t xml:space="preserve">Analiza potwierdziła tezę o potrzebie wzmocnienia koordynacji w systemie zarządzania kryzysowego. Sformułowano wnioski de lege ferenda dotyczące koordynacji i zasobów. Ograniczeniem jest oparcie na dokumentach i raportach, co wskazuje na potrzebę uzupełnienia o badania empiryczne wśród praktyków.</w:t>
       </w:r>
     </w:p>
-    <w:bookmarkEnd w:id="29"/>
-    <w:bookmarkStart w:id="30" w:name="bibliografia"/>
+    <w:bookmarkEnd w:id="18"/>
+    <w:bookmarkStart w:id="19" w:name="_bibliografia"/>
     <w:p>
       <w:pPr>
         <w:pStyle w:val="Heading1"/>
@@ -737,8 +737,8 @@
         <w:t xml:space="preserve">. Warszawa.</w:t>
       </w:r>
     </w:p>
-    <w:bookmarkEnd w:id="30"/>
-    <w:bookmarkStart w:id="34" w:name="wykaz-aktów-i-dokumentów"/>
+    <w:bookmarkEnd w:id="19"/>
+    <w:bookmarkStart w:id="24" w:name="_7b5d96bed36c899add78677b50f6227571aa633"/>
     <w:p>
       <w:pPr>
         <w:pStyle w:val="Heading1"/>
@@ -790,7 +790,7 @@
     </w:p>
     <w:p>
       <w:pPr>
-        <w:pStyle w:val="BodyText"/>
+        <w:pStyle w:val="FirstParagraph"/>
       </w:pPr>
       <w:r>
         <w:t xml:space="preserve">Wzór przygotowała redakcja serwisu</w:t>
@@ -818,7 +818,7 @@
           <w:b/>
           <w:bCs/>
         </w:rPr>
-        <w:t xml:space="preserve">Smart-Edu.ai — pierwsza wersja pracy w kilka godzin, nie w kilka miesięcy</w:t>
+        <w:t xml:space="preserve">„Jak napisać pracę magisterską z bezpieczeństwa narodowego” — przewodnik do tego wzoru</w:t>
       </w:r>
     </w:p>
     <w:p>
@@ -826,21 +826,21 @@
         <w:pStyle w:val="Note"/>
       </w:pPr>
       <w:r>
-        <w:t xml:space="preserve">Podajesz temat, kierunek studiów i wytyczne promotora, a sztuczna inteligencja generuje unikalny, gotowy do edycji tekst: z poprawną strukturą rozdziałów, przypisami i bibliografią. Rejestracja jest darmowa, płacisz wyłącznie za wygenerowany tekst.</w:t>
+        <w:t xml:space="preserve">Wzór pokazuje układ pracy. Przewodnik pokazuje, jak wypełnić każdy rozdział treścią: dobór metody i narzędzi, analiza wyników, typowe uwagi recenzentów. PDF + EPUB, 49 zł, dostęp od razu po płatności.</w:t>
       </w:r>
     </w:p>
     <w:p>
       <w:pPr>
         <w:pStyle w:val="Note"/>
       </w:pPr>
-      <w:hyperlink r:id="rId31">
+      <w:hyperlink r:id="rId20">
         <w:r>
           <w:rPr>
             <w:rStyle w:val="Hyperlink"/>
             <w:b/>
             <w:bCs/>
           </w:rPr>
-          <w:t xml:space="preserve">www.smart-edu.ai/pl/masters-thesis</w:t>
+          <w:t xml:space="preserve">praca-magisterska.pl/sklep/jak-napisac-prace-magisterska-z-bezpieczenstwa-narodowego/</w:t>
         </w:r>
       </w:hyperlink>
     </w:p>
@@ -849,35 +849,50 @@
         <w:pStyle w:val="BodyText"/>
       </w:pPr>
       <w:r>
-        <w:t xml:space="preserve">Wolisz napisać pracę w pełni samodzielnie? Pomoże Ci ebook</w:t>
-      </w:r>
-      <w:r>
-        <w:t xml:space="preserve"> </w:t>
-      </w:r>
-      <w:r>
-        <w:rPr>
-          <w:b/>
-          <w:bCs/>
-        </w:rPr>
-        <w:t xml:space="preserve">„Jak napisać pracę magisterską. Kompletny przewodnik od A do Z”</w:t>
-      </w:r>
-      <w:r>
-        <w:t xml:space="preserve"> </w:t>
-      </w:r>
-      <w:r>
-        <w:t xml:space="preserve">— 250 stron praktycznych wskazówek, szablonów i checklist, z rozdziałem o etycznym korzystaniu z AI:</w:t>
-      </w:r>
-      <w:r>
-        <w:t xml:space="preserve"> </w:t>
-      </w:r>
-      <w:hyperlink r:id="rId32">
+        <w:t xml:space="preserve">Chcesz zobaczyć kompletną pracę z przypisami i bibliografią? Zajrzyj do</w:t>
+      </w:r>
+      <w:r>
+        <w:t xml:space="preserve"> </w:t>
+      </w:r>
+      <w:hyperlink r:id="rId21">
         <w:r>
           <w:rPr>
             <w:rStyle w:val="Hyperlink"/>
           </w:rPr>
-          <w:t xml:space="preserve">www.praca-magisterska.pl/sklep/praca-magisterska-ebook/</w:t>
+          <w:t xml:space="preserve">katalogu gotowych prac wzorcowych</w:t>
         </w:r>
       </w:hyperlink>
+      <w:r>
+        <w:t xml:space="preserve"> </w:t>
+      </w:r>
+      <w:r>
+        <w:t xml:space="preserve">(59 zł za pracę).</w:t>
+      </w:r>
+    </w:p>
+    <w:p>
+      <w:pPr>
+        <w:pStyle w:val="BodyText"/>
+      </w:pPr>
+      <w:r>
+        <w:t xml:space="preserve">Generator</w:t>
+      </w:r>
+      <w:r>
+        <w:t xml:space="preserve"> </w:t>
+      </w:r>
+      <w:hyperlink r:id="rId22">
+        <w:r>
+          <w:rPr>
+            <w:rStyle w:val="Hyperlink"/>
+          </w:rPr>
+          <w:t xml:space="preserve">Smart-Edu.ai</w:t>
+        </w:r>
+      </w:hyperlink>
+      <w:r>
+        <w:t xml:space="preserve"> </w:t>
+      </w:r>
+      <w:r>
+        <w:t xml:space="preserve">przygotuje pierwszą wersję tekstu z pomocą sztucznej inteligencji, jeśli wolisz zacząć od szkicu.</w:t>
+      </w:r>
     </w:p>
     <w:p>
       <w:pPr>
@@ -893,7 +908,7 @@
       <w:r>
         <w:t xml:space="preserve"> </w:t>
       </w:r>
-      <w:hyperlink r:id="rId33">
+      <w:hyperlink r:id="rId23">
         <w:r>
           <w:rPr>
             <w:rStyle w:val="Hyperlink"/>
@@ -904,7 +919,7 @@
         </w:r>
       </w:hyperlink>
     </w:p>
-    <w:bookmarkEnd w:id="34"/>
+    <w:bookmarkEnd w:id="24"/>
     <w:sectPr/>
   </w:body>
 </w:document>

--- a/public/downloads/przykladowa-praca-magisterska-bezpieczenstwo-narodowe.docx
+++ b/public/downloads/przykladowa-praca-magisterska-bezpieczenstwo-narodowe.docx
@@ -818,7 +818,7 @@
           <w:b/>
           <w:bCs/>
         </w:rPr>
-        <w:t xml:space="preserve">„Jak napisać pracę magisterską z bezpieczeństwa narodowego” — przewodnik do tego wzoru</w:t>
+        <w:t xml:space="preserve">Ten wzór to szkielet. Tak wygląda praca napisana w całości.</w:t>
       </w:r>
     </w:p>
     <w:p>
@@ -826,47 +826,57 @@
         <w:pStyle w:val="Note"/>
       </w:pPr>
       <w:r>
-        <w:t xml:space="preserve">Wzór pokazuje układ pracy. Przewodnik pokazuje, jak wypełnić każdy rozdział treścią: dobór metody i narzędzi, analiza wyników, typowe uwagi recenzentów. PDF + EPUB, 49 zł, dostęp od razu po płatności.</w:t>
-      </w:r>
-    </w:p>
-    <w:p>
-      <w:pPr>
-        <w:pStyle w:val="Note"/>
+        <w:t xml:space="preserve">Kompletne prace magisterskie na konkretnych tematach, z przypisami wskazującymi numer strony w źródle i pełną bibliografią. 59 zł za pracę, PDF + Word, pobierasz od razu po płatności:</w:t>
+      </w:r>
+    </w:p>
+    <w:p>
+      <w:pPr>
+        <w:pStyle w:val="Compact"/>
+        <w:numPr>
+          <w:ilvl w:val="0"/>
+          <w:numId w:val="1003"/>
+        </w:numPr>
       </w:pPr>
       <w:hyperlink r:id="rId20">
+        <w:r>
+          <w:rPr>
+            <w:rStyle w:val="Hyperlink"/>
+          </w:rPr>
+          <w:t xml:space="preserve">System zarządzania kryzysowego w Polsce – organizacja na poziomie gminy</w:t>
+        </w:r>
+      </w:hyperlink>
+      <w:r>
+        <w:t xml:space="preserve"> </w:t>
+      </w:r>
+      <w:r>
+        <w:t xml:space="preserve">— 67 stron, 58 przypisów</w:t>
+      </w:r>
+    </w:p>
+    <w:p>
+      <w:pPr>
+        <w:pStyle w:val="BodyText"/>
+      </w:pPr>
+      <w:r>
+        <w:t xml:space="preserve">Wolisz napisać pracę samodzielnie? Przewodnik</w:t>
+      </w:r>
+      <w:r>
+        <w:t xml:space="preserve"> </w:t>
+      </w:r>
+      <w:hyperlink r:id="rId21">
         <w:r>
           <w:rPr>
             <w:rStyle w:val="Hyperlink"/>
             <w:b/>
             <w:bCs/>
           </w:rPr>
-          <w:t xml:space="preserve">praca-magisterska.pl/sklep/jak-napisac-prace-magisterska-z-bezpieczenstwa-narodowego/</w:t>
+          <w:t xml:space="preserve">„Jak napisać pracę magisterską z bezpieczeństwa narodowego”</w:t>
         </w:r>
       </w:hyperlink>
-    </w:p>
-    <w:p>
-      <w:pPr>
-        <w:pStyle w:val="BodyText"/>
-      </w:pPr>
-      <w:r>
-        <w:t xml:space="preserve">Chcesz zobaczyć kompletną pracę z przypisami i bibliografią? Zajrzyj do</w:t>
-      </w:r>
-      <w:r>
-        <w:t xml:space="preserve"> </w:t>
-      </w:r>
-      <w:hyperlink r:id="rId21">
-        <w:r>
-          <w:rPr>
-            <w:rStyle w:val="Hyperlink"/>
-          </w:rPr>
-          <w:t xml:space="preserve">katalogu gotowych prac wzorcowych</w:t>
-        </w:r>
-      </w:hyperlink>
-      <w:r>
-        <w:t xml:space="preserve"> </w:t>
-      </w:r>
-      <w:r>
-        <w:t xml:space="preserve">(59 zł za pracę).</w:t>
+      <w:r>
+        <w:t xml:space="preserve"> </w:t>
+      </w:r>
+      <w:r>
+        <w:t xml:space="preserve">prowadzi przez dobór metody, narzędzia, analizę wyników i pisanie kolejnych rozdziałów (49 zł).</w:t>
       </w:r>
     </w:p>
     <w:p>
@@ -1109,6 +1119,109 @@
       <w:pPr>
         <w:ind w:left="6480" w:hanging="360"/>
       </w:pPr>
+    </w:lvl>
+  </w:abstractNum>
+  <w:abstractNum w:abstractNumId="991">
+    <w:nsid w:val="0000A991"/>
+    <w:multiLevelType w:val="multilevel"/>
+    <w:lvl w:ilvl="0">
+      <w:numFmt w:val="bullet"/>
+      <w:lvlText w:val=""/>
+      <w:lvlJc w:val="left"/>
+      <w:pPr>
+        <w:ind w:left="720" w:hanging="360"/>
+      </w:pPr>
+      <w:rPr>
+        <w:rFonts w:ascii="Symbol" w:hAnsi="Symbol" w:cs="Symbol" w:hint="default"/>
+      </w:rPr>
+    </w:lvl>
+    <w:lvl w:ilvl="1">
+      <w:numFmt w:val="bullet"/>
+      <w:lvlText w:val="o"/>
+      <w:lvlJc w:val="left"/>
+      <w:pPr>
+        <w:ind w:left="1440" w:hanging="360"/>
+      </w:pPr>
+      <w:rPr>
+        <w:rFonts w:ascii="Courier New" w:hAnsi="Courier New" w:cs="Courier New" w:hint="default"/>
+      </w:rPr>
+    </w:lvl>
+    <w:lvl w:ilvl="2">
+      <w:numFmt w:val="bullet"/>
+      <w:lvlText w:val=""/>
+      <w:lvlJc w:val="left"/>
+      <w:pPr>
+        <w:ind w:left="2160" w:hanging="360"/>
+      </w:pPr>
+      <w:rPr>
+        <w:rFonts w:ascii="Wingdings" w:hAnsi="Wingdings" w:cs="Wingdings" w:hint="default"/>
+      </w:rPr>
+    </w:lvl>
+    <w:lvl w:ilvl="3">
+      <w:numFmt w:val="bullet"/>
+      <w:lvlText w:val=""/>
+      <w:lvlJc w:val="left"/>
+      <w:pPr>
+        <w:ind w:left="2880" w:hanging="360"/>
+      </w:pPr>
+      <w:rPr>
+        <w:rFonts w:ascii="Symbol" w:hAnsi="Symbol" w:cs="Symbol" w:hint="default"/>
+      </w:rPr>
+    </w:lvl>
+    <w:lvl w:ilvl="4">
+      <w:numFmt w:val="bullet"/>
+      <w:lvlText w:val="o"/>
+      <w:lvlJc w:val="left"/>
+      <w:pPr>
+        <w:ind w:left="3600" w:hanging="360"/>
+      </w:pPr>
+      <w:rPr>
+        <w:rFonts w:ascii="Courier New" w:hAnsi="Courier New" w:cs="Courier New" w:hint="default"/>
+      </w:rPr>
+    </w:lvl>
+    <w:lvl w:ilvl="5">
+      <w:numFmt w:val="bullet"/>
+      <w:lvlText w:val=""/>
+      <w:lvlJc w:val="left"/>
+      <w:pPr>
+        <w:ind w:left="4320" w:hanging="360"/>
+      </w:pPr>
+      <w:rPr>
+        <w:rFonts w:ascii="Wingdings" w:hAnsi="Wingdings" w:cs="Wingdings" w:hint="default"/>
+      </w:rPr>
+    </w:lvl>
+    <w:lvl w:ilvl="6">
+      <w:numFmt w:val="bullet"/>
+      <w:lvlText w:val=""/>
+      <w:lvlJc w:val="left"/>
+      <w:pPr>
+        <w:ind w:left="5040" w:hanging="360"/>
+      </w:pPr>
+      <w:rPr>
+        <w:rFonts w:ascii="Symbol" w:hAnsi="Symbol" w:cs="Symbol" w:hint="default"/>
+      </w:rPr>
+    </w:lvl>
+    <w:lvl w:ilvl="7">
+      <w:numFmt w:val="bullet"/>
+      <w:lvlText w:val="o"/>
+      <w:lvlJc w:val="left"/>
+      <w:pPr>
+        <w:ind w:left="5760" w:hanging="360"/>
+      </w:pPr>
+      <w:rPr>
+        <w:rFonts w:ascii="Courier New" w:hAnsi="Courier New" w:cs="Courier New" w:hint="default"/>
+      </w:rPr>
+    </w:lvl>
+    <w:lvl w:ilvl="8">
+      <w:numFmt w:val="bullet"/>
+      <w:lvlText w:val=""/>
+      <w:lvlJc w:val="left"/>
+      <w:pPr>
+        <w:ind w:left="6480" w:hanging="360"/>
+      </w:pPr>
+      <w:rPr>
+        <w:rFonts w:ascii="Wingdings" w:hAnsi="Wingdings" w:cs="Wingdings" w:hint="default"/>
+      </w:rPr>
     </w:lvl>
   </w:abstractNum>
   <w:num w:numId="1000">
@@ -1173,6 +1286,9 @@
     <w:lvlOverride w:ilvl="8">
       <w:startOverride w:val="1"/>
     </w:lvlOverride>
+  </w:num>
+  <w:num w:numId="1003">
+    <w:abstractNumId w:val="991"/>
   </w:num>
 </w:numbering>
 </file>
